--- a/docx/dynamic-code-docs/New-OneViewMaintenanceScript.docx
+++ b/docx/dynamic-code-docs/New-OneViewMaintenanceScript.docx
@@ -330,7 +330,16 @@
               <w:pStyle w:val="Compact"/>
             </w:pPr>
             <w:r>
-              <w:t xml:space="preserve">Use -Async parameter for bulk operations (default: true).</w:t>
+              <w:t xml:space="preserve">Deprecated and ignored. Maintenance mode is now written directly through the OneView REST API (the HPEOneView Enable-/Disable-OVMaintenanceMode cmdlets fail with ’Cannot find an overload for “_MakeRequest” and the argument count:</w:t>
+            </w:r>
+            <w:r>
+              <w:t xml:space="preserve"> </w:t>
+            </w:r>
+            <w:r>
+              <w:t xml:space="preserve">“3”</w:t>
+            </w:r>
+            <w:r>
+              <w:t xml:space="preserve">’), which is always synchronous. The parameter is retained for backwards compatibility.</w:t>
             </w:r>
           </w:p>
         </w:tc>
@@ -757,19 +766,94 @@
         <w:rPr>
           <w:rStyle w:val="NormalTok"/>
         </w:rPr>
-        <w:t xml:space="preserve">        Use </w:t>
-      </w:r>
-      <w:r>
-        <w:rPr>
-          <w:rStyle w:val="OperatorTok"/>
-        </w:rPr>
-        <w:t xml:space="preserve">-</w:t>
-      </w:r>
-      <w:r>
-        <w:rPr>
-          <w:rStyle w:val="NormalTok"/>
-        </w:rPr>
-        <w:t xml:space="preserve">Async parameter </w:t>
+        <w:t xml:space="preserve">        Deprecated and ignored</w:t>
+      </w:r>
+      <w:r>
+        <w:rPr>
+          <w:rStyle w:val="OperatorTok"/>
+        </w:rPr>
+        <w:t xml:space="preserve">.</w:t>
+      </w:r>
+      <w:r>
+        <w:rPr>
+          <w:rStyle w:val="NormalTok"/>
+        </w:rPr>
+        <w:t xml:space="preserve"> Maintenance mode is now written directly through the</w:t>
+      </w:r>
+      <w:r>
+        <w:br/>
+      </w:r>
+      <w:r>
+        <w:rPr>
+          <w:rStyle w:val="NormalTok"/>
+        </w:rPr>
+        <w:t xml:space="preserve">        OneView REST API </w:t>
+      </w:r>
+      <w:r>
+        <w:rPr>
+          <w:rStyle w:val="OperatorTok"/>
+        </w:rPr>
+        <w:t xml:space="preserve">(</w:t>
+      </w:r>
+      <w:r>
+        <w:rPr>
+          <w:rStyle w:val="NormalTok"/>
+        </w:rPr>
+        <w:t xml:space="preserve">the HPEOneView Enable-</w:t>
+      </w:r>
+      <w:r>
+        <w:rPr>
+          <w:rStyle w:val="OperatorTok"/>
+        </w:rPr>
+        <w:t xml:space="preserve">/</w:t>
+      </w:r>
+      <w:r>
+        <w:rPr>
+          <w:rStyle w:val="NormalTok"/>
+        </w:rPr>
+        <w:t xml:space="preserve">Disable-OVMaintenanceMode cmdlets fail</w:t>
+      </w:r>
+      <w:r>
+        <w:br/>
+      </w:r>
+      <w:r>
+        <w:rPr>
+          <w:rStyle w:val="NormalTok"/>
+        </w:rPr>
+        <w:t xml:space="preserve">        with </w:t>
+      </w:r>
+      <w:r>
+        <w:rPr>
+          <w:rStyle w:val="StringTok"/>
+        </w:rPr>
+        <w:t xml:space="preserve">'Cannot find an overload for "_MakeRequest" and the argument count: "3"'</w:t>
+      </w:r>
+      <w:r>
+        <w:rPr>
+          <w:rStyle w:val="OperatorTok"/>
+        </w:rPr>
+        <w:t xml:space="preserve">),</w:t>
+      </w:r>
+      <w:r>
+        <w:br/>
+      </w:r>
+      <w:r>
+        <w:rPr>
+          <w:rStyle w:val="NormalTok"/>
+        </w:rPr>
+        <w:t xml:space="preserve">        which is always synchronous</w:t>
+      </w:r>
+      <w:r>
+        <w:rPr>
+          <w:rStyle w:val="OperatorTok"/>
+        </w:rPr>
+        <w:t xml:space="preserve">.</w:t>
+      </w:r>
+      <w:r>
+        <w:rPr>
+          <w:rStyle w:val="NormalTok"/>
+        </w:rPr>
+        <w:t xml:space="preserve"> The parameter is retained </w:t>
       </w:r>
       <w:r>
         <w:rPr>
@@ -781,37 +865,13 @@
         <w:rPr>
           <w:rStyle w:val="NormalTok"/>
         </w:rPr>
-        <w:t xml:space="preserve"> bulk operations </w:t>
-      </w:r>
-      <w:r>
-        <w:rPr>
-          <w:rStyle w:val="OperatorTok"/>
-        </w:rPr>
-        <w:t xml:space="preserve">(</w:t>
-      </w:r>
-      <w:r>
-        <w:rPr>
-          <w:rStyle w:val="NormalTok"/>
-        </w:rPr>
-        <w:t xml:space="preserve">default</w:t>
-      </w:r>
-      <w:r>
-        <w:rPr>
-          <w:rStyle w:val="OperatorTok"/>
-        </w:rPr>
-        <w:t xml:space="preserve">:</w:t>
-      </w:r>
-      <w:r>
-        <w:rPr>
-          <w:rStyle w:val="NormalTok"/>
-        </w:rPr>
-        <w:t xml:space="preserve"> true</w:t>
-      </w:r>
-      <w:r>
-        <w:rPr>
-          <w:rStyle w:val="OperatorTok"/>
-        </w:rPr>
-        <w:t xml:space="preserve">).</w:t>
+        <w:t xml:space="preserve"> backwards compatibility</w:t>
+      </w:r>
+      <w:r>
+        <w:rPr>
+          <w:rStyle w:val="OperatorTok"/>
+        </w:rPr>
+        <w:t xml:space="preserve">.</w:t>
       </w:r>
       <w:r>
         <w:br/>
